--- a/会议纪要-20260909-RNP-Scope交流.docx
+++ b/会议纪要-20260909-RNP-Scope交流.docx
@@ -22747,7 +22747,136 @@
           <w:sz w:val="21"/>
           <w:szCs w:val="21"/>
         </w:rPr>
-        <w:t xml:space="preserve">是 12、12——我想这是不同的。这两个可以是一个团队；这里是另一个团队，因为更偏基础设施。</w:t>
+        <w:t xml:space="preserve">是 12、12——我想这是不同的。</w:t>
+      </w:r>
+    </w:p>
+    <w:p>
+      <w:pPr>
+        <w:spacing w:after="80" w:line="320"/>
+        <w:ind w:left="360"/>
+      </w:pPr>
+      <w:r>
+        <w:rPr>
+          <w:rFonts w:ascii="微软雅黑" w:cs="微软雅黑" w:eastAsia="微软雅黑" w:hAnsi="微软雅黑"/>
+          <w:b w:val="false"/>
+          <w:bCs w:val="false"/>
+          <w:i w:val="false"/>
+          <w:iCs w:val="false"/>
+          <w:color w:val="6B6B6B"/>
+          <w:sz w:val="21"/>
+          <w:szCs w:val="21"/>
+        </w:rPr>
+        <w:t xml:space="preserve">— </w:t>
+      </w:r>
+      <w:r>
+        <w:rPr>
+          <w:rFonts w:ascii="微软雅黑" w:cs="微软雅黑" w:eastAsia="微软雅黑" w:hAnsi="微软雅黑"/>
+          <w:b/>
+          <w:bCs/>
+          <w:i w:val="false"/>
+          <w:iCs w:val="false"/>
+          <w:color w:val="1D1D1A"/>
+          <w:sz w:val="20"/>
+          <w:szCs w:val="20"/>
+        </w:rPr>
+        <w:t xml:space="preserve">RNP 现场·技术负责人</w:t>
+      </w:r>
+      <w:r>
+        <w:rPr>
+          <w:rFonts w:ascii="微软雅黑" w:cs="微软雅黑" w:eastAsia="微软雅黑" w:hAnsi="微软雅黑"/>
+          <w:b w:val="false"/>
+          <w:bCs w:val="false"/>
+          <w:i w:val="false"/>
+          <w:iCs w:val="false"/>
+          <w:color w:val="6B6B6B"/>
+          <w:sz w:val="18"/>
+          <w:szCs w:val="18"/>
+        </w:rPr>
+        <w:t xml:space="preserve">〔01:56:06〕</w:t>
+      </w:r>
+      <w:r>
+        <w:rPr>
+          <w:rFonts w:ascii="微软雅黑" w:cs="微软雅黑" w:eastAsia="微软雅黑" w:hAnsi="微软雅黑"/>
+          <w:b w:val="false"/>
+          <w:bCs w:val="false"/>
+          <w:i w:val="false"/>
+          <w:iCs w:val="false"/>
+          <w:color w:val="1D1D1A"/>
+          <w:sz w:val="21"/>
+          <w:szCs w:val="21"/>
+        </w:rPr>
+        <w:t xml:space="preserve">　</w:t>
+      </w:r>
+      <w:r>
+        <w:rPr>
+          <w:rFonts w:ascii="微软雅黑" w:cs="微软雅黑" w:eastAsia="微软雅黑" w:hAnsi="微软雅黑"/>
+          <w:b w:val="false"/>
+          <w:bCs w:val="false"/>
+          <w:i w:val="false"/>
+          <w:iCs w:val="false"/>
+          <w:color w:val="1D1D1A"/>
+          <w:sz w:val="21"/>
+          <w:szCs w:val="21"/>
+        </w:rPr>
+        <w:t xml:space="preserve">我想这两个可以是一个团队。</w:t>
+      </w:r>
+    </w:p>
+    <w:p>
+      <w:pPr>
+        <w:spacing w:after="80" w:line="320"/>
+        <w:ind w:left="360"/>
+      </w:pPr>
+      <w:r>
+        <w:rPr>
+          <w:rFonts w:ascii="微软雅黑" w:cs="微软雅黑" w:eastAsia="微软雅黑" w:hAnsi="微软雅黑"/>
+          <w:b/>
+          <w:bCs/>
+          <w:i w:val="false"/>
+          <w:iCs w:val="false"/>
+          <w:color w:val="C00000"/>
+          <w:sz w:val="21"/>
+          <w:szCs w:val="21"/>
+        </w:rPr>
+        <w:t xml:space="preserve">答</w:t>
+      </w:r>
+      <w:r>
+        <w:rPr>
+          <w:rFonts w:ascii="微软雅黑" w:cs="微软雅黑" w:eastAsia="微软雅黑" w:hAnsi="微软雅黑"/>
+          <w:b w:val="false"/>
+          <w:bCs w:val="false"/>
+          <w:i w:val="false"/>
+          <w:iCs w:val="false"/>
+          <w:color w:val="6B6B6B"/>
+          <w:sz w:val="18"/>
+          <w:szCs w:val="18"/>
+        </w:rPr>
+        <w:t xml:space="preserve">（华为培训负责人，01:56:09）</w:t>
+      </w:r>
+      <w:r>
+        <w:rPr>
+          <w:rFonts w:ascii="微软雅黑" w:cs="微软雅黑" w:eastAsia="微软雅黑" w:hAnsi="微软雅黑"/>
+          <w:b w:val="false"/>
+          <w:bCs w:val="false"/>
+          <w:i w:val="false"/>
+          <w:iCs w:val="false"/>
+          <w:color w:val="1D1D1A"/>
+          <w:sz w:val="21"/>
+          <w:szCs w:val="21"/>
+        </w:rPr>
+        <w:t xml:space="preserve">　</w:t>
+      </w:r>
+      <w:r>
+        <w:rPr>
+          <w:rFonts w:ascii="微软雅黑" w:cs="微软雅黑" w:eastAsia="微软雅黑" w:hAnsi="微软雅黑"/>
+          <w:b w:val="false"/>
+          <w:bCs w:val="false"/>
+          <w:i w:val="false"/>
+          <w:iCs w:val="false"/>
+          <w:color w:val="1D1D1A"/>
+          <w:sz w:val="21"/>
+          <w:szCs w:val="21"/>
+        </w:rPr>
+        <w:t xml:space="preserve">这里是另一个团队，因为更偏基础设施。</w:t>
       </w:r>
     </w:p>
     <w:p>
@@ -23005,7 +23134,78 @@
           <w:sz w:val="21"/>
           <w:szCs w:val="21"/>
         </w:rPr>
-        <w:t xml:space="preserve">不，不是"应当"——是"可以"。不是必须，也可以在巴西。取决于我们的计划、未来的计划。我们也可以做线上的，把知识转移做成线上的也行。但也许去中国是一个选择。</w:t>
+        <w:t xml:space="preserve">不，不是"应当"——是"可以"。不是必须，也可以在巴西。取决于我们的计划、未来的计划。我们也可以做线上的，把知识转移做成线上的也行。</w:t>
+      </w:r>
+    </w:p>
+    <w:p>
+      <w:pPr>
+        <w:spacing w:after="80" w:line="320"/>
+        <w:ind w:left="360"/>
+      </w:pPr>
+      <w:r>
+        <w:rPr>
+          <w:rFonts w:ascii="微软雅黑" w:cs="微软雅黑" w:eastAsia="微软雅黑" w:hAnsi="微软雅黑"/>
+          <w:b w:val="false"/>
+          <w:bCs w:val="false"/>
+          <w:i w:val="false"/>
+          <w:iCs w:val="false"/>
+          <w:color w:val="6B6B6B"/>
+          <w:sz w:val="21"/>
+          <w:szCs w:val="21"/>
+        </w:rPr>
+        <w:t xml:space="preserve">— </w:t>
+      </w:r>
+      <w:r>
+        <w:rPr>
+          <w:rFonts w:ascii="微软雅黑" w:cs="微软雅黑" w:eastAsia="微软雅黑" w:hAnsi="微软雅黑"/>
+          <w:b/>
+          <w:bCs/>
+          <w:i w:val="false"/>
+          <w:iCs w:val="false"/>
+          <w:color w:val="1D1D1A"/>
+          <w:sz w:val="20"/>
+          <w:szCs w:val="20"/>
+        </w:rPr>
+        <w:t xml:space="preserve">Leandro（RNP 培训、开发与服务副主任）</w:t>
+      </w:r>
+      <w:r>
+        <w:rPr>
+          <w:rFonts w:ascii="微软雅黑" w:cs="微软雅黑" w:eastAsia="微软雅黑" w:hAnsi="微软雅黑"/>
+          <w:b w:val="false"/>
+          <w:bCs w:val="false"/>
+          <w:i w:val="false"/>
+          <w:iCs w:val="false"/>
+          <w:color w:val="6B6B6B"/>
+          <w:sz w:val="18"/>
+          <w:szCs w:val="18"/>
+        </w:rPr>
+        <w:t xml:space="preserve">〔01:57:30〕</w:t>
+      </w:r>
+      <w:r>
+        <w:rPr>
+          <w:rFonts w:ascii="微软雅黑" w:cs="微软雅黑" w:eastAsia="微软雅黑" w:hAnsi="微软雅黑"/>
+          <w:b w:val="false"/>
+          <w:bCs w:val="false"/>
+          <w:i w:val="false"/>
+          <w:iCs w:val="false"/>
+          <w:color w:val="1D1D1A"/>
+          <w:sz w:val="21"/>
+          <w:szCs w:val="21"/>
+        </w:rPr>
+        <w:t xml:space="preserve">　</w:t>
+      </w:r>
+      <w:r>
+        <w:rPr>
+          <w:rFonts w:ascii="微软雅黑" w:cs="微软雅黑" w:eastAsia="微软雅黑" w:hAnsi="微软雅黑"/>
+          <w:b w:val="false"/>
+          <w:bCs w:val="false"/>
+          <w:i w:val="false"/>
+          <w:iCs w:val="false"/>
+          <w:color w:val="1D1D1A"/>
+          <w:sz w:val="21"/>
+          <w:szCs w:val="21"/>
+        </w:rPr>
+        <w:t xml:space="preserve">但也许去中国是一个选择。</w:t>
       </w:r>
     </w:p>
     <w:p>
